--- a/paper/preprints/RAGTune_ArXiv_Preprint_v0.1.1-rc1.docx
+++ b/paper/preprints/RAGTune_ArXiv_Preprint_v0.1.1-rc1.docx
@@ -179,23 +179,7 @@
           <w:color w:val="000000" w:themeColor="text1"/>
           <w:sz w:val="19"/>
         </w:rPr>
-        <w:t xml:space="preserve"> metrics, benchmarks, traces, and automated judges, but these tools do not decide whether a proposed policy change is safe to release. We present RAGTune, an open-source promotion-control framework that treats deployment as a constrained evidence decision rather than a leaderboard choice. RAGTune normalizes evaluator outputs and operational telemetry, applies predeclared quality and hard-risk gates, assigns evidence-class claim ceilings, preserves negative outcomes, and emits auditable PROMOTE, BLOCK, REJEC</w:t>
-      </w:r>
-      <w:r>
-        <w:rPr>
-          <w:rFonts w:asciiTheme="majorHAnsi" w:hAnsiTheme="majorHAnsi"/>
-          <w:color w:val="000000" w:themeColor="text1"/>
-          <w:sz w:val="19"/>
-        </w:rPr>
-        <w:t>T, or INCONCLUSIVE decisions. We evaluate the framework across T2-RAGBench, MultiHop-RAG, CRAG, HotpotQA, synthetic reproduction, and bounded local generative experiments. On HotpotQA, operational savings were blocked because answer quality fell beyond the declared margin. A bounded CRAG study selected a lower-cost quality-tied policy, but related generative gains were unstable and a held-out guardrail failed closed. We claim an auditable promotion-control abstraction, not optimizer superiority, human valid</w:t>
-      </w:r>
-      <w:r>
-        <w:rPr>
-          <w:rFonts w:asciiTheme="majorHAnsi" w:hAnsiTheme="majorHAnsi"/>
-          <w:color w:val="000000" w:themeColor="text1"/>
-          <w:sz w:val="19"/>
-        </w:rPr>
-        <w:t>ation, or production readiness. The tagged artifact reproduces from a fresh clone, runs as a hardened Docker job, accepts external evaluator exports, and verifies artifact integrity.</w:t>
+        <w:t xml:space="preserve"> metrics, benchmarks, traces, and automated judges, but these tools do not decide whether a proposed policy change is safe to release. We present RAGTune, an open-source promotion-control framework that treats deployment as a constrained evidence decision rather than a leaderboard choice. RAGTune normalizes evaluator outputs and operational telemetry, applies predeclared quality and hard-risk gates, assigns evidence-class claim ceilings, preserves negative outcomes, and emits auditable PROMOTE, BLOCK, REJECT, or INCONCLUSIVE decisions. We evaluate the framework across T2-RAGBench, MultiHop-RAG, CRAG, HotpotQA, synthetic reproduction, and bounded local generative experiments. On HotpotQA, operational savings were blocked because answer quality fell beyond the declared margin. A bounded CRAG study selected a lower-cost quality-tied policy, but related generative gains were unstable and a held-out guardrail failed closed. We claim an auditable promotion-control abstraction, not optimizer superiority, human validation, or production readiness. The tagged artifact reproduces from a fresh clone, runs as a hardened Docker job, accepts external evaluator exports, and verifies artifact integrity.</w:t>
       </w:r>
     </w:p>
     <w:p>
@@ -212,15 +196,7 @@
           <w:color w:val="000000" w:themeColor="text1"/>
           <w:sz w:val="17"/>
         </w:rPr>
-        <w:t xml:space="preserve">Keywords: </w:t>
-      </w:r>
-      <w:r>
-        <w:rPr>
-          <w:rFonts w:asciiTheme="majorHAnsi" w:hAnsiTheme="majorHAnsi"/>
-          <w:color w:val="000000" w:themeColor="text1"/>
-          <w:sz w:val="17"/>
-        </w:rPr>
-        <w:t>retrieval-augmented generation; RAG evaluation; AI governance; promotion control; noninferiority; LLMOps; reproducibility</w:t>
+        <w:t>Keywords: retrieval-augmented generation; RAG evaluation; AI governance; promotion control; noninferiority; LLMOps; reproducibility</w:t>
       </w:r>
     </w:p>
     <w:p>
@@ -318,14 +294,7 @@
           <w:rFonts w:asciiTheme="majorHAnsi" w:hAnsiTheme="majorHAnsi"/>
           <w:color w:val="000000" w:themeColor="text1"/>
         </w:rPr>
-        <w:t>Retrieval-augmented generation (RAG) has become a standard architecture for connecting language models to current, domain-specific, and attributable evidence [1, 2]. Yet a RAG system is not a single model. Its behavior depends on document preparation, retrieval depth, query routing, reranking, context assembly, generation, abstention, and tool-use policies. Every proposed change is therefore multi-objective: a policy may be faster but less complete, cheaper but less faithful, stronger on average but fragile</w:t>
-      </w:r>
-      <w:r>
-        <w:rPr>
-          <w:rFonts w:asciiTheme="majorHAnsi" w:hAnsiTheme="majorHAnsi"/>
-          <w:color w:val="000000" w:themeColor="text1"/>
-        </w:rPr>
-        <w:t xml:space="preserve"> on a protected slice, or attractive on validation data yet worse for a held-out population.</w:t>
+        <w:t>Retrieval-augmented generation (RAG) has become a standard architecture for connecting language models to current, domain-specific, and attributable evidence [1, 2]. Yet a RAG system is not a single model. Its behavior depends on document preparation, retrieval depth, query routing, reranking, context assembly, generation, abstention, and tool-use policies. Every proposed change is therefore multi-objective: a policy may be faster but less complete, cheaper but less faithful, stronger on average but fragile on a protected slice, or attractive on validation data yet worse for a held-out population.</w:t>
       </w:r>
     </w:p>
     <w:p>
@@ -344,14 +313,7 @@
           <w:rFonts w:asciiTheme="majorHAnsi" w:hAnsiTheme="majorHAnsi"/>
           <w:color w:val="000000" w:themeColor="text1"/>
         </w:rPr>
-        <w:t>The evaluation ecosystem has advanced rapidly. RAGAS, ARES, RAGChecker, RAGBench, CRAG, HotpotQA, and related benchmarks provide reference-free or labeled metrics, fine-grained diagnostics, and structured evidence [3-8, 10]. Observability platforms capture traces, cost, latency, and feedback [18, 19], while optimization systems such as DSPy search prompts, programs, or pipeline configurations against a chosen metric [9]. These capabilities answer important measurement and search questions, but they do not s</w:t>
-      </w:r>
-      <w:r>
-        <w:rPr>
-          <w:rFonts w:asciiTheme="majorHAnsi" w:hAnsiTheme="majorHAnsi"/>
-          <w:color w:val="000000" w:themeColor="text1"/>
-        </w:rPr>
-        <w:t>ettle the release question: given several plausible policies and incomplete, heterogeneous evidence, which policy may replace the baseline, which should be rejected, and when should the system refuse to decide?</w:t>
+        <w:t>The evaluation ecosystem has advanced rapidly. RAGAS, ARES, RAGChecker, RAGBench, CRAG, HotpotQA, and related benchmarks provide reference-free or labeled metrics, fine-grained diagnostics, and structured evidence [3-8, 10]. Observability platforms capture traces, cost, latency, and feedback [18, 19], while optimization systems such as DSPy search prompts, programs, or pipeline configurations against a chosen metric [9]. These capabilities answer important measurement and search questions, but they do not settle the release question: given several plausible policies and incomplete, heterogeneous evidence, which policy may replace the baseline, which should be rejected, and when should the system refuse to decide?</w:t>
       </w:r>
     </w:p>
     <w:p>
@@ -370,14 +332,7 @@
           <w:rFonts w:asciiTheme="majorHAnsi" w:hAnsiTheme="majorHAnsi"/>
           <w:color w:val="000000" w:themeColor="text1"/>
         </w:rPr>
-        <w:t>RAGTune addresses that decision layer. Its central abstraction is not a new answer-quality metric or a universal optimizer. It is an evidence-preserving promotion controller. RAGTune ingests native metrics or normalized evaluator exports, binds them to provenance and evidence class, applies non-compensatory gates and predeclared decision rules, emits a machine-readable decision, and preserves supporting and contradicting evidence as an auditable bundle. A lower-cost or lower-latency policy is promotable onl</w:t>
-      </w:r>
-      <w:r>
-        <w:rPr>
-          <w:rFonts w:asciiTheme="majorHAnsi" w:hAnsiTheme="majorHAnsi"/>
-          <w:color w:val="000000" w:themeColor="text1"/>
-        </w:rPr>
-        <w:t>y when its quality evidence, split integrity, security posture, provenance, and claim scope also pass.</w:t>
+        <w:t>RAGTune addresses that decision layer. Its central abstraction is not a new answer-quality metric or a universal optimizer. It is an evidence-preserving promotion controller. RAGTune ingests native metrics or normalized evaluator exports, binds them to provenance and evidence class, applies non-compensatory gates and predeclared decision rules, emits a machine-readable decision, and preserves supporting and contradicting evidence as an auditable bundle. A lower-cost or lower-latency policy is promotable only when its quality evidence, split integrity, security posture, provenance, and claim scope also pass.</w:t>
       </w:r>
     </w:p>
     <w:p>
@@ -415,14 +370,7 @@
           <w:rFonts w:asciiTheme="majorHAnsi" w:hAnsiTheme="majorHAnsi"/>
           <w:color w:val="000000" w:themeColor="text1"/>
         </w:rPr>
-        <w:t xml:space="preserve">The distinction matters because deployment authority is often implicit. In a research notebook, the highest validation score may become the de facto recommendation; in an enterprise workflow, a cost dashboard or latency trace may play the same role. RAGTune makes that authority explicit and inspectable. The framework does not prevent teams from choosing aggressive operating points, but it requires the quality floor, hard disqualifiers, evidence scope, and decision reason to be recorded before the result is </w:t>
-      </w:r>
-      <w:r>
-        <w:rPr>
-          <w:rFonts w:asciiTheme="majorHAnsi" w:hAnsiTheme="majorHAnsi"/>
-          <w:color w:val="000000" w:themeColor="text1"/>
-        </w:rPr>
-        <w:t>presented as promotable.</w:t>
+        <w:t>The distinction matters because deployment authority is often implicit. In a research notebook, the highest validation score may become the de facto recommendation; in an enterprise workflow, a cost dashboard or latency trace may play the same role. RAGTune makes that authority explicit and inspectable. The framework does not prevent teams from choosing aggressive operating points, but it requires the quality floor, hard disqualifiers, evidence scope, and decision reason to be recorded before the result is presented as promotable.</w:t>
       </w:r>
     </w:p>
     <w:p>
@@ -441,14 +389,7 @@
           <w:rFonts w:asciiTheme="majorHAnsi" w:hAnsiTheme="majorHAnsi"/>
           <w:color w:val="000000" w:themeColor="text1"/>
         </w:rPr>
-        <w:t>This paper makes four contributions. First, it defines a promotion-control formalism that separates metric generation from release decisions and uses noninferiority-style quality gates to evaluate operational gains. Second, it introduces an evidence ladder and claim ceiling so fixture, development, confirmatory, generative, and deployment evidence cannot be silently relabeled. Third, it operationalizes fail-closed governance through machine-readable decisions, an append-only evidence ledger, artifact-integr</w:t>
-      </w:r>
-      <w:r>
-        <w:rPr>
-          <w:rFonts w:asciiTheme="majorHAnsi" w:hAnsiTheme="majorHAnsi"/>
-          <w:color w:val="000000" w:themeColor="text1"/>
-        </w:rPr>
-        <w:t>ity checks, and a validator that binds public claims to result classes. Fourth, it releases and evaluates a reproducible implementation with public-mini execution, external-evaluator adapters, selector ablations, bounded public and generative studies, fresh-clone reproduction, and a hardened Docker job.</w:t>
+        <w:t>This paper makes four contributions. First, it defines a promotion-control formalism that separates metric generation from release decisions and uses noninferiority-style quality gates to evaluate operational gains. Second, it introduces an evidence ladder and claim ceiling so fixture, development, confirmatory, generative, and deployment evidence cannot be silently relabeled. Third, it operationalizes fail-closed governance through machine-readable decisions, an append-only evidence ledger, artifact-integrity checks, and a validator that binds public claims to result classes. Fourth, it releases and evaluates a reproducible implementation with public-mini execution, external-evaluator adapters, selector ablations, bounded public and generative studies, fresh-clone reproduction, and a hardened Docker job.</w:t>
       </w:r>
     </w:p>
     <w:p>
@@ -581,14 +522,7 @@
           <w:rFonts w:asciiTheme="majorHAnsi" w:hAnsiTheme="majorHAnsi"/>
           <w:color w:val="000000" w:themeColor="text1"/>
         </w:rPr>
-        <w:t xml:space="preserve">RAGAS, ARES, RAGChecker, and RAGBench provide complementary evaluation methods, from reference-free metrics to prediction-powered judges, component diagnostics, and labeled benchmark data [3-6]. CRAG stresses factuality, dynamism, long-tail entities, and mock web or knowledge-graph APIs, while HotpotQA provides multi-hop questions and sentence-level supporting facts [7, 8]. Benchmarking studies likewise compare model and retrieval choices in RAG settings [10]. RAGTune consumes these measurements as bounded </w:t>
-      </w:r>
-      <w:r>
-        <w:rPr>
-          <w:rFonts w:asciiTheme="majorHAnsi" w:hAnsiTheme="majorHAnsi"/>
-          <w:color w:val="000000" w:themeColor="text1"/>
-        </w:rPr>
-        <w:t>evidence; it does not replace their metric semantics.</w:t>
+        <w:t>RAGAS, ARES, RAGChecker, and RAGBench provide complementary evaluation methods, from reference-free metrics to prediction-powered judges, component diagnostics, and labeled benchmark data [3-6]. CRAG stresses factuality, dynamism, long-tail entities, and mock web or knowledge-graph APIs, while HotpotQA provides multi-hop questions and sentence-level supporting facts [7, 8]. Benchmarking studies likewise compare model and retrieval choices in RAG settings [10]. RAGTune consumes these measurements as bounded evidence; it does not replace their metric semantics.</w:t>
       </w:r>
     </w:p>
     <w:p>
@@ -1774,14 +1708,7 @@
           <w:rFonts w:asciiTheme="majorHAnsi" w:hAnsiTheme="majorHAnsi"/>
           <w:color w:val="000000" w:themeColor="text1"/>
         </w:rPr>
-        <w:t>A RAG policy is a named, versioned configuration that may change retrieval depth, endpoints, routing, reranking, context limits, fallback behavior, generator choice, abstention, or selector logic. Policies may be hand-authored, proposed by an optimizer, or imported from another experiment. RAGTune records behavioral parameters alongside normalized evidence such as answer correctness, faithfulness, evidence support, context recall, abstention correctness, API calls, cost, latency, failure rate, and protected</w:t>
-      </w:r>
-      <w:r>
-        <w:rPr>
-          <w:rFonts w:asciiTheme="majorHAnsi" w:hAnsiTheme="majorHAnsi"/>
-          <w:color w:val="000000" w:themeColor="text1"/>
-        </w:rPr>
-        <w:t>-regression indicators.</w:t>
+        <w:t>A RAG policy is a named, versioned configuration that may change retrieval depth, endpoints, routing, reranking, context limits, fallback behavior, generator choice, abstention, or selector logic. Policies may be hand-authored, proposed by an optimizer, or imported from another experiment. RAGTune records behavioral parameters alongside normalized evidence such as answer correctness, faithfulness, evidence support, context recall, abstention correctness, API calls, cost, latency, failure rate, and protected-regression indicators.</w:t>
       </w:r>
     </w:p>
     <w:p>
@@ -1819,14 +1746,7 @@
           <w:rFonts w:asciiTheme="majorHAnsi" w:hAnsiTheme="majorHAnsi"/>
           <w:color w:val="000000" w:themeColor="text1"/>
         </w:rPr>
-        <w:t>Normalization is intentionally explicit. Each imported metric retains its evaluator name, group, direction, scale, split, policy ID, and source-artifact hash. Scores are not treated as interchangeable merely because they share a 0-to-1 range. A suite may combine them into a declared composite, use them as separate hard gates, or retain them only for diagnosis. Operational telemetry follows the same principle: modeled cost, measured latency, API-call count, and context volume remain distinct fields so that a</w:t>
-      </w:r>
-      <w:r>
-        <w:rPr>
-          <w:rFonts w:asciiTheme="majorHAnsi" w:hAnsiTheme="majorHAnsi"/>
-          <w:color w:val="000000" w:themeColor="text1"/>
-        </w:rPr>
-        <w:t xml:space="preserve"> favorable weighted utility can be decomposed during review.</w:t>
+        <w:t>Normalization is intentionally explicit. Each imported metric retains its evaluator name, group, direction, scale, split, policy ID, and source-artifact hash. Scores are not treated as interchangeable merely because they share a 0-to-1 range. A suite may combine them into a declared composite, use them as separate hard gates, or retain them only for diagnosis. Operational telemetry follows the same principle: modeled cost, measured latency, API-call count, and context volume remain distinct fields so that a favorable weighted utility can be decomposed during review.</w:t>
       </w:r>
     </w:p>
     <w:p>
@@ -1845,14 +1765,7 @@
           <w:rFonts w:asciiTheme="majorHAnsi" w:hAnsiTheme="majorHAnsi"/>
           <w:color w:val="000000" w:themeColor="text1"/>
         </w:rPr>
-        <w:t>A governance suite is configured as a declarative contract. It identifies candidate and baseline policies, development and held-out split roles, metric direction and composition, the noninferiority margin, operational objectives, hard disqualifiers, protected slices, evidence class, and expected artifacts. Candidate generation may be exploratory, but selection logic is frozen before a confirmatory split is evaluated. Confirmatory data estimate the consequences of the frozen decision; they are not used to re</w:t>
-      </w:r>
-      <w:r>
-        <w:rPr>
-          <w:rFonts w:asciiTheme="majorHAnsi" w:hAnsiTheme="majorHAnsi"/>
-          <w:color w:val="000000" w:themeColor="text1"/>
-        </w:rPr>
-        <w:t>design the selector after the fact.</w:t>
+        <w:t>A governance suite is configured as a declarative contract. It identifies candidate and baseline policies, development and held-out split roles, metric direction and composition, the noninferiority margin, operational objectives, hard disqualifiers, protected slices, evidence class, and expected artifacts. Candidate generation may be exploratory, but selection logic is frozen before a confirmatory split is evaluated. Confirmatory data estimate the consequences of the frozen decision; they are not used to redesign the selector after the fact.</w:t>
       </w:r>
     </w:p>
     <w:p>
@@ -1891,14 +1804,7 @@
           <w:rFonts w:asciiTheme="majorHAnsi" w:hAnsiTheme="majorHAnsi"/>
           <w:color w:val="000000" w:themeColor="text1"/>
         </w:rPr>
-        <w:t>Let p be a candidate and b the current baseline. Define quality and operational deltas as Delta_q = q(p) - q(b), Delta_c = c(p) - c(b), and Delta_l = l(p) - l(b), with positive quality better and negative cost or latency better. A suite declares a quality-loss margin delta before confirmatory evaluation. In the canonical rule, a candidate is quality-noninferior when the lower confidence bound on Delta_q is no worse than -delta; an operational claim additionally requires the relevant upper confidence bound o</w:t>
-      </w:r>
-      <w:r>
-        <w:rPr>
-          <w:rFonts w:asciiTheme="majorHAnsi" w:hAnsiTheme="majorHAnsi"/>
-          <w:color w:val="000000" w:themeColor="text1"/>
-        </w:rPr>
-        <w:t>n Delta_c or Delta_l to be below zero. Promotion is permitted only if all hard gates pass.</w:t>
+        <w:t>Let p be a candidate and b the current baseline. Define quality and operational deltas as Delta_q = q(p) - q(b), Delta_c = c(p) - c(b), and Delta_l = l(p) - l(b), with positive quality better and negative cost or latency better. A suite declares a quality-loss margin delta before confirmatory evaluation. In the canonical rule, a candidate is quality-noninferior when the lower confidence bound on Delta_q is no worse than -delta; an operational claim additionally requires the relevant upper confidence bound on Delta_c or Delta_l to be below zero. Promotion is permitted only if all hard gates pass.</w:t>
       </w:r>
     </w:p>
     <w:p>
@@ -2069,14 +1975,7 @@
           <w:rFonts w:asciiTheme="majorHAnsi" w:hAnsiTheme="majorHAnsi"/>
           <w:color w:val="000000" w:themeColor="text1"/>
         </w:rPr>
-        <w:t xml:space="preserve">Hard gates are non-compensatory. Leakage, missing provenance, security disqualification, publication-hygiene failure, or an absent quality signal cannot be offset by lower cost. Weighted utilities can rank eligible candidates, but eligibility is established first. The deployable job exposes four scientific decisions: PROMOTE when evidence supports replacement within scope; BLOCK when the decision cannot be evaluated safely; REJECT when evidence favors retaining the baseline; and INCONCLUSIVE when available </w:t>
-      </w:r>
-      <w:r>
-        <w:rPr>
-          <w:rFonts w:asciiTheme="majorHAnsi" w:hAnsiTheme="majorHAnsi"/>
-          <w:color w:val="000000" w:themeColor="text1"/>
-        </w:rPr>
-        <w:t>evidence does not resolve the gate. Runtime errors are recorded separately in the machine-readable schema; the full taxonomy appears in Appendix A.</w:t>
+        <w:t>Hard gates are non-compensatory. Leakage, missing provenance, security disqualification, publication-hygiene failure, or an absent quality signal cannot be offset by lower cost. Weighted utilities can rank eligible candidates, but eligibility is established first. The deployable job exposes four scientific decisions: PROMOTE when evidence supports replacement within scope; BLOCK when the decision cannot be evaluated safely; REJECT when evidence favors retaining the baseline; and INCONCLUSIVE when available evidence does not resolve the gate. Runtime errors are recorded separately in the machine-readable schema; the full taxonomy appears in Appendix A.</w:t>
       </w:r>
     </w:p>
     <w:tbl>
@@ -2770,14 +2669,7 @@
           <w:rFonts w:asciiTheme="majorHAnsi" w:hAnsiTheme="majorHAnsi"/>
           <w:color w:val="000000" w:themeColor="text1"/>
         </w:rPr>
-        <w:t xml:space="preserve">Every run is assigned an evidence class. Fixtures establish execution and schema behavior, not policy superiority. Development runs guide design but cannot be relabeled confirmatory. Frozen observations support ablation but are weaker than independent collection. Generative evidence requires a pinned generator and usable answer-quality signal; human or platform claims require the corresponding annotations or platform-native records. The evidence ladder therefore sets a claim ceiling: evidence may support a </w:t>
-      </w:r>
-      <w:r>
-        <w:rPr>
-          <w:rFonts w:asciiTheme="majorHAnsi" w:hAnsiTheme="majorHAnsi"/>
-          <w:color w:val="000000" w:themeColor="text1"/>
-        </w:rPr>
-        <w:t>narrower statement than its maximum, but never a broader one.</w:t>
+        <w:t>Every run is assigned an evidence class. Fixtures establish execution and schema behavior, not policy superiority. Development runs guide design but cannot be relabeled confirmatory. Frozen observations support ablation but are weaker than independent collection. Generative evidence requires a pinned generator and usable answer-quality signal; human or platform claims require the corresponding annotations or platform-native records. The evidence ladder therefore sets a claim ceiling: evidence may support a narrower statement than its maximum, but never a broader one.</w:t>
       </w:r>
     </w:p>
     <w:p>
@@ -2891,14 +2783,7 @@
           <w:rFonts w:asciiTheme="majorHAnsi" w:hAnsiTheme="majorHAnsi"/>
           <w:color w:val="000000" w:themeColor="text1"/>
         </w:rPr>
-        <w:t>The publication validator checks that public language and artifacts match those ceilings. It scans for raw licensed text, prompts, answers, API responses, credentials, private paths, large tracked files, and unsupported claim patterns. A historical ledger preserves positive, negative, blocked, refused, and superseded outcomes, while verify-run checks required artifacts, schemas, and hashes. Together, these mechanisms prevent later summaries from reviving a claim that a stronger audit or held-out test had al</w:t>
-      </w:r>
-      <w:r>
-        <w:rPr>
-          <w:rFonts w:asciiTheme="majorHAnsi" w:hAnsiTheme="majorHAnsi"/>
-          <w:color w:val="000000" w:themeColor="text1"/>
-        </w:rPr>
-        <w:t>ready narrowed.</w:t>
+        <w:t>The publication validator checks that public language and artifacts match those ceilings. It scans for raw licensed text, prompts, answers, API responses, credentials, private paths, large tracked files, and unsupported claim patterns. A historical ledger preserves positive, negative, blocked, refused, and superseded outcomes, while verify-run checks required artifacts, schemas, and hashes. Together, these mechanisms prevent later summaries from reviving a claim that a stronger audit or held-out test had already narrowed.</w:t>
       </w:r>
     </w:p>
     <w:p>
@@ -2936,14 +2821,7 @@
           <w:rFonts w:asciiTheme="majorHAnsi" w:hAnsiTheme="majorHAnsi"/>
           <w:color w:val="000000" w:themeColor="text1"/>
         </w:rPr>
-        <w:t>The finite job contract accepts policy configurations, sanitized datasets or evaluator exports, and operational telemetry; it emits a promotion decision, run manifest, policy summaries, selector comparison, claim update, validation report, and optional audit bundle. The same OCI image is packaged for local Docker, Docker Compose, Kubernetes Jobs, and cloud job templates. Only local hardened Docker execution is demonstrated here; the architecture is portable, but the evidence claim remains local deployment v</w:t>
-      </w:r>
-      <w:r>
-        <w:rPr>
-          <w:rFonts w:asciiTheme="majorHAnsi" w:hAnsiTheme="majorHAnsi"/>
-          <w:color w:val="000000" w:themeColor="text1"/>
-        </w:rPr>
-        <w:t>alidation.</w:t>
+        <w:t>The finite job contract accepts policy configurations, sanitized datasets or evaluator exports, and operational telemetry; it emits a promotion decision, run manifest, policy summaries, selector comparison, claim update, validation report, and optional audit bundle. The same OCI image is packaged for local Docker, Docker Compose, Kubernetes Jobs, and cloud job templates. Only local hardened Docker execution is demonstrated here; the architecture is portable, but the evidence claim remains local deployment validation.</w:t>
       </w:r>
     </w:p>
     <w:p>
@@ -3076,14 +2954,7 @@
           <w:rFonts w:asciiTheme="majorHAnsi" w:hAnsiTheme="majorHAnsi"/>
           <w:color w:val="000000" w:themeColor="text1"/>
         </w:rPr>
-        <w:t>Dataset use was constrained by licensing and by whether policies could actually change retrieval. T2-RAGBench supplied a larger development path; MultiHop-RAG provided a fresh sealed confirmatory corpus; CRAG enabled both corpus-backed retrieval and a mock-API routing environment; and HotpotQA added answer labels and supporting-fact annotations. The public repository carries manifests, hashes, and processed metrics rather than raw licensed text. Split construction used deterministic grouping and duplicate c</w:t>
-      </w:r>
-      <w:r>
-        <w:rPr>
-          <w:rFonts w:asciiTheme="majorHAnsi" w:hAnsiTheme="majorHAnsi"/>
-          <w:color w:val="000000" w:themeColor="text1"/>
-        </w:rPr>
-        <w:t>hecks where supported, and confirmatory unlocks were refused when provenance, leakage, or evidence prerequisites failed.</w:t>
+        <w:t>Dataset use was constrained by licensing and by whether policies could actually change retrieval. T2-RAGBench supplied a larger development path; MultiHop-RAG provided a fresh sealed confirmatory corpus; CRAG enabled both corpus-backed retrieval and a mock-API routing environment; and HotpotQA added answer labels and supporting-fact annotations. The public repository carries manifests, hashes, and processed metrics rather than raw licensed text. Split construction used deterministic grouping and duplicate checks where supported, and confirmatory unlocks were refused when provenance, leakage, or evidence prerequisites failed.</w:t>
       </w:r>
     </w:p>
     <w:tbl>
@@ -4140,14 +4011,7 @@
           <w:color w:val="000000" w:themeColor="text1"/>
         </w:rPr>
         <w:lastRenderedPageBreak/>
-        <w:t>Generative studies used pinned local models through Ollama and stored prompts and answers outside the public tree. Public rows retained hashes, lengths, policy identifiers, evaluator scores, and operational telemetry. The program tested qwen3:8b, gpt-oss:20b, and llama3.2:3b in bounded slices, not to rank the models, but to determine whether a governance conclusion persisted when answer emission and model behavior changed. Fixed offsets and cross-offset guardrails were introduced after the first favorable s</w:t>
-      </w:r>
-      <w:r>
-        <w:rPr>
-          <w:rFonts w:asciiTheme="majorHAnsi" w:hAnsiTheme="majorHAnsi"/>
-          <w:color w:val="000000" w:themeColor="text1"/>
-        </w:rPr>
-        <w:t>lice to test stability rather than enlarge the same result.</w:t>
+        <w:t>Generative studies used pinned local models through Ollama and stored prompts and answers outside the public tree. Public rows retained hashes, lengths, policy identifiers, evaluator scores, and operational telemetry. The program tested qwen3:8b, gpt-oss:20b, and llama3.2:3b in bounded slices, not to rank the models, but to determine whether a governance conclusion persisted when answer emission and model behavior changed. Fixed offsets and cross-offset guardrails were introduced after the first favorable slice to test stability rather than enlarge the same result.</w:t>
       </w:r>
     </w:p>
     <w:p>
@@ -4383,14 +4247,7 @@
           <w:rFonts w:asciiTheme="majorHAnsi" w:hAnsiTheme="majorHAnsi"/>
           <w:color w:val="000000" w:themeColor="text1"/>
         </w:rPr>
-        <w:t>The strongest bounded source/retrieval signal came from the CRAG mock-API path. Governance selected a lower-budget policy while quality-only selection favored a regression-aware search policy. The reported utility difference was approximately +0.001 and stable across most cost-latency weight settings, but ablation attributed nearly all of it to declared cost and a small latency difference, not raw-quality improvement. It is therefore evidence that a promotion controller can choose a cheaper quality-tied can</w:t>
-      </w:r>
-      <w:r>
-        <w:rPr>
-          <w:rFonts w:asciiTheme="majorHAnsi" w:hAnsiTheme="majorHAnsi"/>
-          <w:color w:val="000000" w:themeColor="text1"/>
-        </w:rPr>
-        <w:t>didate, not that it discovered a universally better retriever.</w:t>
+        <w:t>The strongest bounded source/retrieval signal came from the CRAG mock-API path. Governance selected a lower-budget policy while quality-only selection favored a regression-aware search policy. The reported utility difference was approximately +0.001 and stable across most cost-latency weight settings, but ablation attributed nearly all of it to declared cost and a small latency difference, not raw-quality improvement. It is therefore evidence that a promotion controller can choose a cheaper quality-tied candidate, not that it discovered a universally better retriever.</w:t>
       </w:r>
     </w:p>
     <w:p>
@@ -4505,7 +4362,21 @@
           <w:rFonts w:asciiTheme="majorHAnsi" w:hAnsiTheme="majorHAnsi"/>
           <w:color w:val="000000" w:themeColor="text1"/>
         </w:rPr>
-        <w:t>Fail-closed behavior is costly: a conservative controller can retain an expensive baseline or delay a useful change. The packaged artifacts therefore record blocked rate, promotion rate, a</w:t>
+        <w:t>Fail-closed behavior is costly: a conservative controller can retain an expensive baseline or delay a useful change. The packaged artifacts therefore record blocked rate</w:t>
+      </w:r>
+      <w:r>
+        <w:rPr>
+          <w:rFonts w:asciiTheme="majorHAnsi" w:hAnsiTheme="majorHAnsi"/>
+          <w:color w:val="000000" w:themeColor="text1"/>
+        </w:rPr>
+        <w:t xml:space="preserve"> and </w:t>
+      </w:r>
+      <w:r>
+        <w:rPr>
+          <w:rFonts w:asciiTheme="majorHAnsi" w:hAnsiTheme="majorHAnsi"/>
+          <w:color w:val="000000" w:themeColor="text1"/>
+        </w:rPr>
+        <w:t>promotion rate a</w:t>
       </w:r>
       <w:r>
         <w:rPr>
@@ -4605,14 +4476,7 @@
           <w:rFonts w:asciiTheme="majorHAnsi" w:hAnsiTheme="majorHAnsi"/>
           <w:color w:val="000000" w:themeColor="text1"/>
         </w:rPr>
-        <w:t>The effect was not stable. Three deterministic repeats did not reproduce the cost result; a second model produced usable signals without positive cost slices; and a smaller instruct model repaired blank-answer behavior without creating a repeatable efficiency win. HotpotQA likewise confirmed nonconstant generated quality, answer diversity, and evidence variance, but the audit covered only a small sample and did not establish governance improvement. The generative contribution is therefore machinery and boun</w:t>
-      </w:r>
-      <w:r>
-        <w:rPr>
-          <w:rFonts w:asciiTheme="majorHAnsi" w:hAnsiTheme="majorHAnsi"/>
-          <w:color w:val="000000" w:themeColor="text1"/>
-        </w:rPr>
-        <w:t>ded evidence, not a stable optimization claim.</w:t>
+        <w:t>The effect was not stable. Three deterministic repeats did not reproduce the cost result; a second model produced usable signals without positive cost slices; and a smaller instruct model repaired blank-answer behavior without creating a repeatable efficiency win. HotpotQA likewise confirmed nonconstant generated quality, answer diversity, and evidence variance, but the audit covered only a small sample and did not establish governance improvement. The generative contribution is therefore machinery and bounded evidence, not a stable optimization claim.</w:t>
       </w:r>
     </w:p>
     <w:p>
@@ -4670,14 +4534,7 @@
           <w:rFonts w:asciiTheme="majorHAnsi" w:hAnsiTheme="majorHAnsi"/>
           <w:color w:val="000000" w:themeColor="text1"/>
         </w:rPr>
-        <w:t>The packaged selector stress test compared quality-only, cost-only, latency-only, random, static, RAG Compass, governed noninferiority, risk-guarded, and oracle-style selectors across sanitized evidence families. Cost-only, latency-only, and random selection admitted quality-loss cases; governed selectors traded promotion rate for zero recorded quality-loss labels in the packaged cases. These rates are not population estimates, but they show that non-compensatory gates create observable behavior distinct fr</w:t>
-      </w:r>
-      <w:r>
-        <w:rPr>
-          <w:rFonts w:asciiTheme="majorHAnsi" w:hAnsiTheme="majorHAnsi"/>
-          <w:color w:val="000000" w:themeColor="text1"/>
-        </w:rPr>
-        <w:t>om operational ranking.</w:t>
+        <w:t>The packaged selector stress test compared quality-only, cost-only, latency-only, random, static, RAG Compass, governed noninferiority, risk-guarded, and oracle-style selectors across sanitized evidence families. Cost-only, latency-only, and random selection admitted quality-loss cases; governed selectors traded promotion rate for zero recorded quality-loss labels in the packaged cases. These rates are not population estimates, but they show that non-compensatory gates create observable behavior distinct from operational ranking.</w:t>
       </w:r>
     </w:p>
     <w:p>
@@ -6087,14 +5944,7 @@
           <w:rFonts w:asciiTheme="majorHAnsi" w:hAnsiTheme="majorHAnsi"/>
           <w:color w:val="000000" w:themeColor="text1"/>
         </w:rPr>
-        <w:t>RAGTune's novelty is architectural and procedural rather than metric-level. It separates evidence production from release authority; applies quality preservation and hard gates before utility ranking; ties each result to an evidence class and claim ceiling; and packages the decision, contradictory evidence, and integrity checks as a portable artifact. Noninferiority, risk management, observability, and ML testing are established ideas [11-17]. The contribution is their RAG-specific operationalization in a l</w:t>
-      </w:r>
-      <w:r>
-        <w:rPr>
-          <w:rFonts w:asciiTheme="majorHAnsi" w:hAnsiTheme="majorHAnsi"/>
-          <w:color w:val="000000" w:themeColor="text1"/>
-        </w:rPr>
-        <w:t>ightweight, vendor-neutral promotion-control layer with an empirical record that includes failed replications and refused promotions.</w:t>
+        <w:t>RAGTune's novelty is architectural and procedural rather than metric-level. It separates evidence production from release authority; applies quality preservation and hard gates before utility ranking; ties each result to an evidence class and claim ceiling; and packages the decision, contradictory evidence, and integrity checks as a portable artifact. Noninferiority, risk management, observability, and ML testing are established ideas [11-17]. The contribution is their RAG-specific operationalization in a lightweight, vendor-neutral promotion-control layer with an empirical record that includes failed replications and refused promotions.</w:t>
       </w:r>
     </w:p>
     <w:p>
@@ -6152,14 +6002,7 @@
           <w:rFonts w:asciiTheme="majorHAnsi" w:hAnsiTheme="majorHAnsi"/>
           <w:color w:val="000000" w:themeColor="text1"/>
         </w:rPr>
-        <w:t>A practical governance program must eventually price false refusal as carefully as false promotion. Blocking too often can preserve a costly configuration, slow improvement, and encourage teams to bypass the process. RAGTune's current result taxonomy and artifact schema make that future calibration possible because they retain both the rejected candidate's operational benefit and the gate that prevented release. Larger independent studies can then ask whether margins and risk thresholds produce an acceptabl</w:t>
-      </w:r>
-      <w:r>
-        <w:rPr>
-          <w:rFonts w:asciiTheme="majorHAnsi" w:hAnsiTheme="majorHAnsi"/>
-          <w:color w:val="000000" w:themeColor="text1"/>
-        </w:rPr>
-        <w:t>e decision curve rather than only whether any single policy wins.</w:t>
+        <w:t>A practical governance program must eventually price false refusal as carefully as false promotion. Blocking too often can preserve a costly configuration, slow improvement, and encourage teams to bypass the process. RAGTune's current result taxonomy and artifact schema make that future calibration possible because they retain both the rejected candidate's operational benefit and the gate that prevented release. Larger independent studies can then ask whether margins and risk thresholds produce an acceptable decision curve rather than only whether any single policy wins.</w:t>
       </w:r>
     </w:p>
     <w:p>
@@ -6178,14 +6021,7 @@
           <w:rFonts w:asciiTheme="majorHAnsi" w:hAnsiTheme="majorHAnsi"/>
           <w:color w:val="000000" w:themeColor="text1"/>
         </w:rPr>
-        <w:t>The product contract is most relevant where changes require a defensible release record: healthcare policy assistants, financial and insurance knowledge systems, legal research, government services, life-sciences evidence workflows, and internal enterprise copilots. In such settings the question is rarely just which score is highest. It is whether a change is justified for a declared corpus, use case, user population, access tier, quality floor, latency target, and risk class. RAGTune can run as a finite CI</w:t>
-      </w:r>
-      <w:r>
-        <w:rPr>
-          <w:rFonts w:asciiTheme="majorHAnsi" w:hAnsiTheme="majorHAnsi"/>
-          <w:color w:val="000000" w:themeColor="text1"/>
-        </w:rPr>
-        <w:t>/CD or monitoring job and emit an artifact suitable for change review; integration with live identity, authorization, and incident processes remains deployment-specific.</w:t>
+        <w:t>The product contract is most relevant where changes require a defensible release record: healthcare policy assistants, financial and insurance knowledge systems, legal research, government services, life-sciences evidence workflows, and internal enterprise copilots. In such settings the question is rarely just which score is highest. It is whether a change is justified for a declared corpus, use case, user population, access tier, quality floor, latency target, and risk class. RAGTune can run as a finite CI/CD or monitoring job and emit an artifact suitable for change review; integration with live identity, authorization, and incident processes remains deployment-specific.</w:t>
       </w:r>
     </w:p>
     <w:p>
@@ -6204,14 +6040,7 @@
           <w:rFonts w:asciiTheme="majorHAnsi" w:hAnsiTheme="majorHAnsi"/>
           <w:color w:val="000000" w:themeColor="text1"/>
         </w:rPr>
-        <w:t>The same abstraction can support layered enterprise policies. A release contract may inherit organization-wide security and data-access requirements, then specialize by corpus, use case, user population, query class, and service-level objective. The optimizer may vary retrieval depth or routing inside that envelope, but it cannot override entitlement, source-authority, citation, or human-review rules. This separation makes governance portable across customers without pretending that one globally optimal RAG</w:t>
-      </w:r>
-      <w:r>
-        <w:rPr>
-          <w:rFonts w:asciiTheme="majorHAnsi" w:hAnsiTheme="majorHAnsi"/>
-          <w:color w:val="000000" w:themeColor="text1"/>
-        </w:rPr>
-        <w:t xml:space="preserve"> configuration exists.</w:t>
+        <w:t>The same abstraction can support layered enterprise policies. A release contract may inherit organization-wide security and data-access requirements, then specialize by corpus, use case, user population, query class, and service-level objective. The optimizer may vary retrieval depth or routing inside that envelope, but it cannot override entitlement, source-authority, citation, or human-review rules. This separation makes governance portable across customers without pretending that one globally optimal RAG configuration exists.</w:t>
       </w:r>
     </w:p>
     <w:p>
@@ -9674,7 +9503,23 @@
           <w:color w:val="000000" w:themeColor="text1"/>
           <w:sz w:val="16"/>
         </w:rPr>
-        <w:t>[7] X. Yang, K. Sun, H. Xin, et al., 'CRAG-Comprehensive RAG Benchmark,' arXiv:2406.04744, 2024.</w:t>
+        <w:t>[7] X. Yang, K. Sun, H. Xin, et al., 'CRAG</w:t>
+      </w:r>
+      <w:r>
+        <w:rPr>
+          <w:rFonts w:asciiTheme="majorHAnsi" w:hAnsiTheme="majorHAnsi"/>
+          <w:color w:val="000000" w:themeColor="text1"/>
+          <w:sz w:val="16"/>
+        </w:rPr>
+        <w:t>:</w:t>
+      </w:r>
+      <w:r>
+        <w:rPr>
+          <w:rFonts w:asciiTheme="majorHAnsi" w:hAnsiTheme="majorHAnsi"/>
+          <w:color w:val="000000" w:themeColor="text1"/>
+          <w:sz w:val="16"/>
+        </w:rPr>
+        <w:t>Comprehensive RAG Benchmark,' arXiv:2406.04744, 2024.</w:t>
       </w:r>
     </w:p>
     <w:p>
@@ -9948,9 +9793,6 @@
     <w:p>
       <w:pPr>
         <w:spacing w:after="0" w:line="240" w:lineRule="auto"/>
-        <w:rPr>
-          <w:rFonts w:hint="eastAsia"/>
-        </w:rPr>
       </w:pPr>
       <w:r>
         <w:separator/>
@@ -9961,9 +9803,6 @@
     <w:p>
       <w:pPr>
         <w:spacing w:after="0" w:line="240" w:lineRule="auto"/>
-        <w:rPr>
-          <w:rFonts w:hint="eastAsia"/>
-        </w:rPr>
       </w:pPr>
       <w:r>
         <w:continuationSeparator/>
@@ -9979,9 +9818,6 @@
     <w:pPr>
       <w:pStyle w:val="Footer"/>
       <w:jc w:val="right"/>
-      <w:rPr>
-        <w:rFonts w:hint="eastAsia"/>
-      </w:rPr>
     </w:pPr>
     <w:r>
       <w:rPr>
@@ -9989,25 +9825,7 @@
         <w:color w:val="5B6570"/>
         <w:sz w:val="16"/>
       </w:rPr>
-      <w:t xml:space="preserve">Preprint draft  |  </w:t>
-    </w:r>
-    <w:proofErr w:type="spellStart"/>
-    <w:r>
-      <w:rPr>
-        <w:rFonts w:ascii="Lato" w:hAnsi="Lato"/>
-        <w:color w:val="5B6570"/>
-        <w:sz w:val="16"/>
-      </w:rPr>
-      <w:t>v0.1.0-rc1</w:t>
-    </w:r>
-    <w:proofErr w:type="spellEnd"/>
-    <w:r>
-      <w:rPr>
-        <w:rFonts w:ascii="Lato" w:hAnsi="Lato"/>
-        <w:color w:val="5B6570"/>
-        <w:sz w:val="16"/>
-      </w:rPr>
-      <w:t xml:space="preserve">  |  </w:t>
+      <w:t xml:space="preserve">Preprint draft  |  v0.1.0-rc1  |  </w:t>
     </w:r>
     <w:r>
       <w:rPr>
@@ -10060,9 +9878,6 @@
     <w:p>
       <w:pPr>
         <w:spacing w:after="0" w:line="240" w:lineRule="auto"/>
-        <w:rPr>
-          <w:rFonts w:hint="eastAsia"/>
-        </w:rPr>
       </w:pPr>
       <w:r>
         <w:separator/>
@@ -10073,9 +9888,6 @@
     <w:p>
       <w:pPr>
         <w:spacing w:after="0" w:line="240" w:lineRule="auto"/>
-        <w:rPr>
-          <w:rFonts w:hint="eastAsia"/>
-        </w:rPr>
       </w:pPr>
       <w:r>
         <w:continuationSeparator/>
@@ -10090,9 +9902,6 @@
   <w:p>
     <w:pPr>
       <w:pStyle w:val="Header"/>
-      <w:rPr>
-        <w:rFonts w:hint="eastAsia"/>
-      </w:rPr>
     </w:pPr>
     <w:r>
       <w:rPr>

--- a/paper/preprints/RAGTune_ArXiv_Preprint_v0.1.1-rc1.docx
+++ b/paper/preprints/RAGTune_ArXiv_Preprint_v0.1.1-rc1.docx
@@ -208,23 +208,8 @@
         </w:rPr>
       </w:pPr>
       <w:r>
-        <w:rPr>
-          <w:rFonts w:asciiTheme="majorHAnsi" w:hAnsiTheme="majorHAnsi"/>
-          <w:color w:val="000000" w:themeColor="text1"/>
-          <w:sz w:val="17"/>
-        </w:rPr>
-        <w:t xml:space="preserve">Code and artifacts: </w:t>
+        <w:t>Code and artifacts: github.com/AIM-RAGTune/rag-tuning-governance (legacy /rag-tuning-governance-public URL redirects)</w:t>
       </w:r>
-      <w:hyperlink r:id="rId8">
-        <w:r>
-          <w:rPr>
-            <w:rFonts w:asciiTheme="majorHAnsi" w:hAnsiTheme="majorHAnsi"/>
-            <w:color w:val="000000" w:themeColor="text1"/>
-            <w:u w:val="single"/>
-          </w:rPr>
-          <w:t>github.com/AIM-RAGTune/rag-tuning-governance-public</w:t>
-        </w:r>
-      </w:hyperlink>
     </w:p>
     <w:p>
       <w:pPr>
@@ -6107,6 +6092,17 @@
         <w:spacing w:after="84" w:line="254" w:lineRule="auto"/>
         <w:ind w:firstLine="317"/>
         <w:jc w:val="both"/>
+      </w:pPr>
+      <w:r>
+        <w:t>The governance controller treats quality signals as inputs and inherits their variance; deterministic proxy composites were chosen for the public program precisely to avoid judge-model variance, and governed use of LLM-as-judge signals would require variance characterization first.</w:t>
+      </w:r>
+    </w:p>
+    <w:p>
+      <w:pPr>
+        <w:pStyle w:val="BodyText"/>
+        <w:spacing w:after="84" w:line="254" w:lineRule="auto"/>
+        <w:ind w:firstLine="317"/>
+        <w:jc w:val="both"/>
         <w:rPr>
           <w:rFonts w:asciiTheme="majorHAnsi" w:hAnsiTheme="majorHAnsi"/>
           <w:color w:val="000000" w:themeColor="text1"/>
@@ -6137,6 +6133,17 @@
           <w:color w:val="000000" w:themeColor="text1"/>
         </w:rPr>
         <w:t>The program is longitudinal and adaptive rather than a single preregistered experiment. Repeated design changes create multiplicity and researcher degrees of freedom; some observations are dependent, and early intervals were demonstrably low-information. The response is procedural rather than statistical sleight of hand: preserve chronology, distinguish development from confirmatory evidence, report grouped analyses only when implemented, and avoid a pooled significance claim.</w:t>
+      </w:r>
+    </w:p>
+    <w:p>
+      <w:pPr>
+        <w:pStyle w:val="BodyText"/>
+        <w:spacing w:after="84" w:line="254" w:lineRule="auto"/>
+        <w:ind w:firstLine="317"/>
+        <w:jc w:val="both"/>
+      </w:pPr>
+      <w:r>
+        <w:t>Fixed predeclared margins are a deliberate audit property, and extensions to group-sequential or adaptive designs with prespecified spending functions are compatible future work.</w:t>
       </w:r>
     </w:p>
     <w:p>
@@ -9498,28 +9505,7 @@
         </w:rPr>
       </w:pPr>
       <w:r>
-        <w:rPr>
-          <w:rFonts w:asciiTheme="majorHAnsi" w:hAnsiTheme="majorHAnsi"/>
-          <w:color w:val="000000" w:themeColor="text1"/>
-          <w:sz w:val="16"/>
-        </w:rPr>
-        <w:t>[7] X. Yang, K. Sun, H. Xin, et al., 'CRAG</w:t>
-      </w:r>
-      <w:r>
-        <w:rPr>
-          <w:rFonts w:asciiTheme="majorHAnsi" w:hAnsiTheme="majorHAnsi"/>
-          <w:color w:val="000000" w:themeColor="text1"/>
-          <w:sz w:val="16"/>
-        </w:rPr>
-        <w:t>:</w:t>
-      </w:r>
-      <w:r>
-        <w:rPr>
-          <w:rFonts w:asciiTheme="majorHAnsi" w:hAnsiTheme="majorHAnsi"/>
-          <w:color w:val="000000" w:themeColor="text1"/>
-          <w:sz w:val="16"/>
-        </w:rPr>
-        <w:t>Comprehensive RAG Benchmark,' arXiv:2406.04744, 2024.</w:t>
+        <w:t>[7] X. Yang, K. Sun, H. Xin, et al., 'CRAG: Comprehensive RAG Benchmark,' arXiv:2406.04744, 2024.</w:t>
       </w:r>
     </w:p>
     <w:p>
@@ -9753,7 +9739,7 @@
           <w:color w:val="000000" w:themeColor="text1"/>
           <w:sz w:val="16"/>
         </w:rPr>
-        <w:t>[20] AIM-RAGTune Contributors, RAGTune Governance, version 0.1.0-rc1, 2026. https://github.com/AIM-RAGTune/rag-tuning-governance-public.</w:t>
+        <w:t>[20] AIM-RAGTune Contributors, RAGTune Governance, version 0.1.0-rc1, 2026. https://github.com/AIM-RAGTune/rag-tuning-governance.</w:t>
       </w:r>
     </w:p>
     <w:p>
